--- a/facilitator-guide-raid-log.docx
+++ b/facilitator-guide-raid-log.docx
@@ -738,6 +738,17 @@
       </w:r>
       <w:r>
         <w:t xml:space="preserve">Issues the team can't solve go to the decision forum straight away.</w:t>
+      </w:r>
+    </w:p>
+    <w:p>
+      <w:r>
+        <w:rPr>
+          <w:b/>
+        </w:rPr>
+        <w:t xml:space="preserve">ROAM for shared risks. </w:t>
+      </w:r>
+      <w:r>
+        <w:t xml:space="preserve">In multi-team planning, SAFe sorts each risk as Resolved, Owned, Accepted or Mitigated. It's a quick way to make sure every risk ends with a decision.</w:t>
       </w:r>
     </w:p>
     <w:p>

--- a/facilitator-guide-raid-log.docx
+++ b/facilitator-guide-raid-log.docx
@@ -849,6 +849,117 @@
       </w:r>
       <w:r>
         <w:t xml:space="preserve"> after every iteration. Inside the project, teams use the lifecycle tools (Team Charter, Prioritisation, Sprint Planning and Review) and the break-down tools.</w:t>
+      </w:r>
+    </w:p>
+    <w:p>
+      <w:pPr>
+        <w:pStyle w:val="Heading1"/>
+      </w:pPr>
+      <w:r>
+        <w:t xml:space="preserve">Recreate it in your whiteboard</w:t>
+      </w:r>
+    </w:p>
+    <w:p>
+      <w:pPr>
+        <w:pStyle w:val="Small"/>
+      </w:pPr>
+      <w:r>
+        <w:t xml:space="preserve">Paste this into your whiteboard's AI assistant (for example Miro AI or Atlassian Rovo) or a general assistant, to get an editable, native version of the board. Results vary by tool, so expect to tidy it up. For an exact copy, import the SVG as a locked background instead.</w:t>
+      </w:r>
+    </w:p>
+    <w:p>
+      <w:r>
+        <w:t xml:space="preserve">Create an editable whiteboard for “RAID Log”, a workshop board.</w:t>
+      </w:r>
+    </w:p>
+    <w:p>
+      <w:r>
+        <w:t xml:space="preserve">Purpose: Keep the project's risks, assumptions, issues and dependencies visible, owned and reviewed.</w:t>
+      </w:r>
+    </w:p>
+    <w:p>
+      <w:r>
+        <w:t xml:space="preserve">Layout: a wide landscape board (about 16:11). Make one frame per section below, placed as described. In each frame, add the section name as a heading, then its content as short text labels or empty fields to fill in. Leave space in each frame for sticky notes. Use the header colour given. Keep the wording as written and don't add extra content.</w:t>
+      </w:r>
+    </w:p>
+    <w:p>
+      <w:r>
+        <w:t xml:space="preserve">Header fields to fill in: Project, Last Reviewed</w:t>
+      </w:r>
+    </w:p>
+    <w:p>
+      <w:r>
+        <w:t xml:space="preserve">Sections:</w:t>
+      </w:r>
+    </w:p>
+    <w:p>
+      <w:r>
+        <w:t xml:space="preserve">1. Risks: top left, about 50% wide and 50% tall; header colour red.</w:t>
+      </w:r>
+    </w:p>
+    <w:p>
+      <w:r>
+        <w:t xml:space="preserve">   Subtitle: Might happen · response: avoid · reduce · transfer · accept</w:t>
+      </w:r>
+    </w:p>
+    <w:p>
+      <w:r>
+        <w:t xml:space="preserve">   Content: Risk: · Likelihood: · Impact: · Response: · Owner:</w:t>
+      </w:r>
+    </w:p>
+    <w:p>
+      <w:r>
+        <w:t xml:space="preserve">2. Assumptions: top right, about 50% wide and 50% tall; header colour amber.</w:t>
+      </w:r>
+    </w:p>
+    <w:p>
+      <w:r>
+        <w:t xml:space="preserve">   Subtitle: Believed true · not yet proven</w:t>
+      </w:r>
+    </w:p>
+    <w:p>
+      <w:r>
+        <w:t xml:space="preserve">   Content: Assumption: · How we'll test it: · By when: · Owner:</w:t>
+      </w:r>
+    </w:p>
+    <w:p>
+      <w:r>
+        <w:t xml:space="preserve">3. Issues: bottom left, about 50% wide and 50% tall; header colour orange.</w:t>
+      </w:r>
+    </w:p>
+    <w:p>
+      <w:r>
+        <w:t xml:space="preserve">   Subtitle: Happening now</w:t>
+      </w:r>
+    </w:p>
+    <w:p>
+      <w:r>
+        <w:t xml:space="preserve">   Content: Issue: · Impact: · Action: · Owner: · Due:</w:t>
+      </w:r>
+    </w:p>
+    <w:p>
+      <w:r>
+        <w:t xml:space="preserve">4. Dependencies: bottom right, about 50% wide and 50% tall; header colour blue.</w:t>
+      </w:r>
+    </w:p>
+    <w:p>
+      <w:r>
+        <w:t xml:space="preserve">   Subtitle: We need from others · others need from us</w:t>
+      </w:r>
+    </w:p>
+    <w:p>
+      <w:r>
+        <w:t xml:space="preserve">   Content: Dependency: · From → to: · Needed by: · Status: · Owner:</w:t>
+      </w:r>
+    </w:p>
+    <w:p>
+      <w:r>
+        <w:t xml:space="preserve">Footer questions: “What's the risk we're not talking about?” “Which assumption, if wrong, would hurt us most?”</w:t>
+      </w:r>
+    </w:p>
+    <w:p>
+      <w:r>
+        <w:t xml:space="preserve">Original board for reference: https://eparker71.github.io/agile-ways-of-working/raid-log-board.html</w:t>
       </w:r>
     </w:p>
     <w:p>

--- a/facilitator-guide-raid-log.docx
+++ b/facilitator-guide-raid-log.docx
@@ -235,7 +235,7 @@
         </w:numPr>
       </w:pPr>
       <w:r>
-        <w:t xml:space="preserve">Print the board at A3, or load the SVG as a digital background</w:t>
+        <w:t xml:space="preserve">Print the board at A3 or 11×17, or load the SVG as a digital background</w:t>
       </w:r>
     </w:p>
     <w:p>
